--- a/games/feelings-detective/worksheets/worksheet-A.docx
+++ b/games/feelings-detective/worksheets/worksheet-A.docx
@@ -86,13 +86,13 @@
       <w:tblGrid>
         <w:gridCol w:w="2381"/>
         <w:gridCol w:w="567"/>
-        <w:gridCol w:w="3515"/>
+        <w:gridCol w:w="3855"/>
         <w:gridCol w:w="567"/>
-        <w:gridCol w:w="3061"/>
+        <w:gridCol w:w="2721"/>
       </w:tblGrid>
       <w:tr>
         <w:trPr>
-          <w:trHeight w:val="2494"/>
+          <w:trHeight w:val="2608"/>
         </w:trPr>
         <w:tc>
           <w:tcPr>
@@ -162,7 +162,7 @@
         </w:tc>
         <w:tc>
           <w:tcPr>
-            <w:tcW w:type="dxa" w:w="3515"/>
+            <w:tcW w:type="dxa" w:w="3855"/>
           </w:tcPr>
           <w:p/>
         </w:tc>
@@ -188,7 +188,7 @@
         </w:tc>
         <w:tc>
           <w:tcPr>
-            <w:tcW w:type="dxa" w:w="3061"/>
+            <w:tcW w:type="dxa" w:w="2721"/>
             <w:vAlign w:val="center"/>
           </w:tcPr>
           <w:p>
@@ -199,7 +199,7 @@
             <w:r>
               <w:drawing>
                 <wp:inline xmlns:a="http://schemas.openxmlformats.org/drawingml/2006/main" xmlns:pic="http://schemas.openxmlformats.org/drawingml/2006/picture">
-                  <wp:extent cx="1692000" cy="852026"/>
+                  <wp:extent cx="1476000" cy="1702824"/>
                   <wp:docPr id="2" name="Picture 2"/>
                   <wp:cNvGraphicFramePr>
                     <a:graphicFrameLocks noChangeAspect="1"/>
@@ -220,7 +220,7 @@
                         <pic:spPr>
                           <a:xfrm>
                             <a:off x="0" y="0"/>
-                            <a:ext cx="1692000" cy="852026"/>
+                            <a:ext cx="1476000" cy="1702824"/>
                           </a:xfrm>
                           <a:prstGeom prst="rect"/>
                         </pic:spPr>
@@ -235,7 +235,7 @@
       </w:tr>
       <w:tr>
         <w:trPr>
-          <w:trHeight w:val="2494"/>
+          <w:trHeight w:val="2608"/>
         </w:trPr>
         <w:tc>
           <w:tcPr>
@@ -305,7 +305,7 @@
         </w:tc>
         <w:tc>
           <w:tcPr>
-            <w:tcW w:type="dxa" w:w="3515"/>
+            <w:tcW w:type="dxa" w:w="3855"/>
           </w:tcPr>
           <w:p/>
         </w:tc>
@@ -331,7 +331,7 @@
         </w:tc>
         <w:tc>
           <w:tcPr>
-            <w:tcW w:type="dxa" w:w="3061"/>
+            <w:tcW w:type="dxa" w:w="2721"/>
             <w:vAlign w:val="center"/>
           </w:tcPr>
           <w:p>
@@ -342,7 +342,7 @@
             <w:r>
               <w:drawing>
                 <wp:inline xmlns:a="http://schemas.openxmlformats.org/drawingml/2006/main" xmlns:pic="http://schemas.openxmlformats.org/drawingml/2006/picture">
-                  <wp:extent cx="1692000" cy="852026"/>
+                  <wp:extent cx="1476000" cy="1702824"/>
                   <wp:docPr id="4" name="Picture 4"/>
                   <wp:cNvGraphicFramePr>
                     <a:graphicFrameLocks noChangeAspect="1"/>
@@ -363,7 +363,7 @@
                         <pic:spPr>
                           <a:xfrm>
                             <a:off x="0" y="0"/>
-                            <a:ext cx="1692000" cy="852026"/>
+                            <a:ext cx="1476000" cy="1702824"/>
                           </a:xfrm>
                           <a:prstGeom prst="rect"/>
                         </pic:spPr>
@@ -378,7 +378,7 @@
       </w:tr>
       <w:tr>
         <w:trPr>
-          <w:trHeight w:val="2494"/>
+          <w:trHeight w:val="2608"/>
         </w:trPr>
         <w:tc>
           <w:tcPr>
@@ -448,7 +448,7 @@
         </w:tc>
         <w:tc>
           <w:tcPr>
-            <w:tcW w:type="dxa" w:w="3515"/>
+            <w:tcW w:type="dxa" w:w="3855"/>
           </w:tcPr>
           <w:p/>
         </w:tc>
@@ -474,7 +474,7 @@
         </w:tc>
         <w:tc>
           <w:tcPr>
-            <w:tcW w:type="dxa" w:w="3061"/>
+            <w:tcW w:type="dxa" w:w="2721"/>
             <w:vAlign w:val="center"/>
           </w:tcPr>
           <w:p>
@@ -485,7 +485,7 @@
             <w:r>
               <w:drawing>
                 <wp:inline xmlns:a="http://schemas.openxmlformats.org/drawingml/2006/main" xmlns:pic="http://schemas.openxmlformats.org/drawingml/2006/picture">
-                  <wp:extent cx="1692000" cy="852026"/>
+                  <wp:extent cx="1476000" cy="1702824"/>
                   <wp:docPr id="6" name="Picture 6"/>
                   <wp:cNvGraphicFramePr>
                     <a:graphicFrameLocks noChangeAspect="1"/>
@@ -506,7 +506,7 @@
                         <pic:spPr>
                           <a:xfrm>
                             <a:off x="0" y="0"/>
-                            <a:ext cx="1692000" cy="852026"/>
+                            <a:ext cx="1476000" cy="1702824"/>
                           </a:xfrm>
                           <a:prstGeom prst="rect"/>
                         </pic:spPr>
@@ -521,7 +521,7 @@
       </w:tr>
       <w:tr>
         <w:trPr>
-          <w:trHeight w:val="2494"/>
+          <w:trHeight w:val="2608"/>
         </w:trPr>
         <w:tc>
           <w:tcPr>
@@ -591,7 +591,7 @@
         </w:tc>
         <w:tc>
           <w:tcPr>
-            <w:tcW w:type="dxa" w:w="3515"/>
+            <w:tcW w:type="dxa" w:w="3855"/>
           </w:tcPr>
           <w:p/>
         </w:tc>
@@ -617,7 +617,7 @@
         </w:tc>
         <w:tc>
           <w:tcPr>
-            <w:tcW w:type="dxa" w:w="3061"/>
+            <w:tcW w:type="dxa" w:w="2721"/>
             <w:vAlign w:val="center"/>
           </w:tcPr>
           <w:p>
@@ -628,7 +628,7 @@
             <w:r>
               <w:drawing>
                 <wp:inline xmlns:a="http://schemas.openxmlformats.org/drawingml/2006/main" xmlns:pic="http://schemas.openxmlformats.org/drawingml/2006/picture">
-                  <wp:extent cx="1692000" cy="852026"/>
+                  <wp:extent cx="1476000" cy="1702824"/>
                   <wp:docPr id="8" name="Picture 8"/>
                   <wp:cNvGraphicFramePr>
                     <a:graphicFrameLocks noChangeAspect="1"/>
@@ -649,7 +649,7 @@
                         <pic:spPr>
                           <a:xfrm>
                             <a:off x="0" y="0"/>
-                            <a:ext cx="1692000" cy="852026"/>
+                            <a:ext cx="1476000" cy="1702824"/>
                           </a:xfrm>
                           <a:prstGeom prst="rect"/>
                         </pic:spPr>

--- a/games/feelings-detective/worksheets/worksheet-A.docx
+++ b/games/feelings-detective/worksheets/worksheet-A.docx
@@ -4,21 +4,58 @@
   <w:body>
     <w:p>
       <w:pPr>
-        <w:spacing w:after="0" w:before="0"/>
+        <w:spacing w:after="120" w:before="0"/>
       </w:pPr>
       <w:r>
         <w:rPr>
-          <w:rFonts w:ascii="微軟正黑體" w:hAnsi="微軟正黑體" w:eastAsia="微軟正黑體"/>
+          <w:rFonts w:ascii="標楷體" w:hAnsi="標楷體" w:eastAsia="標楷體" w:hint="eastAsia"/>
+          <w:b/>
+          <w:color w:val="4472C4" w:themeColor="accent1"/>
+          <w:sz w:val="20"/>
+        </w:rPr>
+        <w:t>虎尾國小學習教室_特需_【我是心情小偵探】</w:t>
+      </w:r>
+      <w:r>
+        <w:rPr>
+          <w:rFonts w:ascii="標楷體" w:hAnsi="標楷體" w:eastAsia="標楷體" w:hint="eastAsia"/>
           <w:b w:val="0"/>
-          <w:color w:val="888888"/>
-          <w:sz w:val="26"/>
+          <w:color w:val="4472C4" w:themeColor="accent1"/>
+          <w:sz w:val="20"/>
         </w:rPr>
-        <w:t>虎尾小劇場｜我是心情小偵探</w:t>
+        <w:t xml:space="preserve">          </w:t>
+      </w:r>
+      <w:r>
+        <w:rPr>
+          <w:rFonts w:ascii="標楷體" w:hAnsi="標楷體" w:eastAsia="標楷體" w:hint="eastAsia"/>
+          <w:b w:val="0"/>
+          <w:color w:val="000000"/>
+          <w:sz w:val="24"/>
+        </w:rPr>
+        <w:t>姓名</w:t>
+      </w:r>
+      <w:r>
+        <w:rPr>
+          <w:rFonts w:ascii="標楷體" w:hAnsi="標楷體" w:eastAsia="標楷體" w:hint="eastAsia"/>
+          <w:b w:val="0"/>
+          <w:color w:val="000000"/>
+          <w:sz w:val="24"/>
+          <w:u w:val="single"/>
+        </w:rPr>
+        <w:t xml:space="preserve">            </w:t>
+      </w:r>
+      <w:r>
+        <w:rPr>
+          <w:rFonts w:ascii="標楷體" w:hAnsi="標楷體" w:eastAsia="標楷體" w:hint="eastAsia"/>
+          <w:b w:val="0"/>
+          <w:color w:val="000000"/>
+          <w:sz w:val="24"/>
+        </w:rPr>
+        <w:t xml:space="preserve">  日期：_________</w:t>
       </w:r>
     </w:p>
     <w:p>
       <w:pPr>
-        <w:spacing w:after="40" w:before="0"/>
+        <w:spacing w:after="40" w:before="40"/>
         <w:jc w:val="center"/>
       </w:pPr>
       <w:r>
@@ -28,20 +65,6 @@
           <w:sz w:val="48"/>
         </w:rPr>
         <w:t>心情偵探學習單（A 圈選版）</w:t>
-      </w:r>
-    </w:p>
-    <w:p>
-      <w:pPr>
-        <w:spacing w:after="120" w:before="0"/>
-        <w:jc w:val="right"/>
-      </w:pPr>
-      <w:r>
-        <w:rPr>
-          <w:rFonts w:ascii="微軟正黑體" w:hAnsi="微軟正黑體" w:eastAsia="微軟正黑體"/>
-          <w:b w:val="0"/>
-          <w:sz w:val="30"/>
-        </w:rPr>
-        <w:t>姓名：＿＿＿＿＿＿＿＿　　日期：＿＿＿月＿＿＿日</w:t>
       </w:r>
     </w:p>
     <w:p>
